--- a/corpus/docs/03-table-header-logo.docx
+++ b/corpus/docs/03-table-header-logo.docx
@@ -222,7 +222,7 @@
             <w:rPr>
               <w:b/>
             </w:rPr>
-            <w:t>Classe : 6e A</w:t>
+            <w:t>Classe : 7e A</w:t>
           </w:r>
         </w:p>
       </w:tc>
